--- a/word/表35  ECMO每日检查记录单(A-B).docx
+++ b/word/表35  ECMO每日检查记录单(A-B).docx
@@ -4,6 +4,8 @@
   <w:body>
     <w:p>
       <w:pPr>
+        <w:snapToGrid w:val="0"/>
+        <w:spacing w:after="0" w:line="240" w:lineRule="auto"/>
         <w:jc w:val="center"/>
         <w:rPr>
           <w:rFonts w:ascii="Times New Roman Regular" w:hAnsi="Times New Roman Regular" w:cs="Times New Roman Regular"/>
@@ -54,6 +56,11 @@
       <w:tblPr>
         <w:tblStyle w:val="ab"/>
         <w:tblW w:w="10477" w:type="dxa"/>
+        <w:tblLayout w:type="fixed"/>
+        <w:tblCellMar>
+          <w:left w:w="20" w:type="dxa"/>
+          <w:right w:w="20" w:type="dxa"/>
+        </w:tblCellMar>
         <w:tblLook w:val="04A0" w:firstRow="1" w:lastRow="0" w:firstColumn="1" w:lastColumn="0" w:noHBand="0" w:noVBand="1"/>
       </w:tblPr>
       <w:tblGrid>
@@ -68,9 +75,6 @@
         <w:gridCol w:w="2969"/>
       </w:tblGrid>
       <w:tr>
-        <w:trPr>
-          <w:trHeight w:val="69"/>
-        </w:trPr>
         <w:tc>
           <w:tcPr>
             <w:tcW w:w="10477" w:type="dxa"/>
@@ -79,6 +83,7 @@
           </w:tcPr>
           <w:p>
             <w:pPr>
+              <w:snapToGrid w:val="0"/>
               <w:spacing w:after="0" w:line="240" w:lineRule="auto"/>
               <w:rPr>
                 <w:rFonts w:ascii="Times New Roman Regular" w:hAnsi="Times New Roman Regular" w:cs="Times New Roman Regular"/>
@@ -98,9 +103,6 @@
         </w:tc>
       </w:tr>
       <w:tr>
-        <w:trPr>
-          <w:trHeight w:val="69"/>
-        </w:trPr>
         <w:tc>
           <w:tcPr>
             <w:tcW w:w="1114" w:type="dxa"/>
@@ -108,6 +110,7 @@
           </w:tcPr>
           <w:p>
             <w:pPr>
+              <w:snapToGrid w:val="0"/>
               <w:spacing w:after="0" w:line="240" w:lineRule="auto"/>
               <w:rPr>
                 <w:rFonts w:ascii="Times New Roman Regular" w:hAnsi="Times New Roman Regular" w:cs="Times New Roman Regular"/>
@@ -133,6 +136,7 @@
           </w:tcPr>
           <w:p>
             <w:pPr>
+              <w:snapToGrid w:val="0"/>
               <w:spacing w:after="0" w:line="240" w:lineRule="auto"/>
               <w:rPr>
                 <w:rFonts w:ascii="Times New Roman Regular" w:hAnsi="Times New Roman Regular" w:cs="Times New Roman Regular"/>
@@ -149,6 +153,7 @@
           </w:tcPr>
           <w:p>
             <w:pPr>
+              <w:snapToGrid w:val="0"/>
               <w:spacing w:after="0" w:line="240" w:lineRule="auto"/>
               <w:rPr>
                 <w:rFonts w:ascii="Times New Roman Regular" w:hAnsi="Times New Roman Regular" w:cs="Times New Roman Regular"/>
@@ -174,6 +179,7 @@
           </w:tcPr>
           <w:p>
             <w:pPr>
+              <w:snapToGrid w:val="0"/>
               <w:spacing w:after="0" w:line="240" w:lineRule="auto"/>
               <w:rPr>
                 <w:rFonts w:ascii="Times New Roman Regular" w:hAnsi="Times New Roman Regular" w:cs="Times New Roman Regular"/>
@@ -191,6 +197,7 @@
           </w:tcPr>
           <w:p>
             <w:pPr>
+              <w:snapToGrid w:val="0"/>
               <w:spacing w:after="0" w:line="240" w:lineRule="auto"/>
               <w:rPr>
                 <w:rFonts w:ascii="Times New Roman Regular" w:hAnsi="Times New Roman Regular" w:cs="Times New Roman Regular"/>
@@ -215,6 +222,7 @@
           </w:tcPr>
           <w:p>
             <w:pPr>
+              <w:snapToGrid w:val="0"/>
               <w:spacing w:after="0" w:line="240" w:lineRule="auto"/>
               <w:rPr>
                 <w:rFonts w:ascii="Times New Roman Regular" w:hAnsi="Times New Roman Regular" w:cs="Times New Roman Regular"/>
@@ -274,9 +282,6 @@
         </w:tc>
       </w:tr>
       <w:tr>
-        <w:trPr>
-          <w:trHeight w:val="69"/>
-        </w:trPr>
         <w:tc>
           <w:tcPr>
             <w:tcW w:w="1114" w:type="dxa"/>
@@ -284,6 +289,7 @@
           </w:tcPr>
           <w:p>
             <w:pPr>
+              <w:snapToGrid w:val="0"/>
               <w:spacing w:after="0" w:line="240" w:lineRule="auto"/>
               <w:rPr>
                 <w:rFonts w:ascii="Times New Roman Regular" w:hAnsi="Times New Roman Regular" w:cs="Times New Roman Regular"/>
@@ -307,6 +313,7 @@
           </w:tcPr>
           <w:p>
             <w:pPr>
+              <w:snapToGrid w:val="0"/>
               <w:spacing w:after="0" w:line="240" w:lineRule="auto"/>
               <w:rPr>
                 <w:rFonts w:ascii="Times New Roman Regular" w:hAnsi="Times New Roman Regular" w:cs="Times New Roman Regular"/>
@@ -335,6 +342,7 @@
           </w:tcPr>
           <w:p>
             <w:pPr>
+              <w:snapToGrid w:val="0"/>
               <w:spacing w:after="0" w:line="240" w:lineRule="auto"/>
               <w:rPr>
                 <w:rFonts w:ascii="Times New Roman Regular" w:hAnsi="Times New Roman Regular" w:cs="Times New Roman Regular"/>
@@ -358,6 +366,7 @@
           </w:tcPr>
           <w:p>
             <w:pPr>
+              <w:snapToGrid w:val="0"/>
               <w:spacing w:after="0" w:line="240" w:lineRule="auto"/>
               <w:rPr>
                 <w:rFonts w:ascii="Times New Roman Regular" w:hAnsi="Times New Roman Regular" w:cs="Times New Roman Regular"/>
@@ -387,6 +396,7 @@
           </w:tcPr>
           <w:p>
             <w:pPr>
+              <w:snapToGrid w:val="0"/>
               <w:spacing w:after="0" w:line="240" w:lineRule="auto"/>
               <w:rPr>
                 <w:rFonts w:ascii="Times New Roman Regular" w:hAnsi="Times New Roman Regular" w:cs="Times New Roman Regular"/>
@@ -415,6 +425,7 @@
           </w:tcPr>
           <w:p>
             <w:pPr>
+              <w:snapToGrid w:val="0"/>
               <w:spacing w:after="0" w:line="240" w:lineRule="auto"/>
               <w:rPr>
                 <w:rFonts w:ascii="Times New Roman Regular" w:hAnsi="Times New Roman Regular" w:cs="Times New Roman Regular"/>
@@ -432,9 +443,6 @@
         </w:tc>
       </w:tr>
       <w:tr>
-        <w:trPr>
-          <w:trHeight w:val="69"/>
-        </w:trPr>
         <w:tc>
           <w:tcPr>
             <w:tcW w:w="1114" w:type="dxa"/>
@@ -442,6 +450,7 @@
           </w:tcPr>
           <w:p>
             <w:pPr>
+              <w:snapToGrid w:val="0"/>
               <w:spacing w:after="0" w:line="240" w:lineRule="auto"/>
               <w:rPr>
                 <w:rFonts w:ascii="Times New Roman Regular" w:hAnsi="Times New Roman Regular" w:cs="Times New Roman Regular"/>
@@ -465,6 +474,7 @@
           </w:tcPr>
           <w:p>
             <w:pPr>
+              <w:snapToGrid w:val="0"/>
               <w:spacing w:after="0" w:line="240" w:lineRule="auto"/>
               <w:rPr>
                 <w:rFonts w:ascii="Times New Roman Regular" w:hAnsi="Times New Roman Regular" w:cs="Times New Roman Regular"/>
@@ -517,6 +527,7 @@
           </w:tcPr>
           <w:p>
             <w:pPr>
+              <w:snapToGrid w:val="0"/>
               <w:spacing w:after="0" w:line="240" w:lineRule="auto"/>
               <w:rPr>
                 <w:rFonts w:ascii="Times New Roman Regular" w:hAnsi="Times New Roman Regular" w:cs="Times New Roman Regular"/>
@@ -540,6 +551,7 @@
           </w:tcPr>
           <w:p>
             <w:pPr>
+              <w:snapToGrid w:val="0"/>
               <w:spacing w:after="0" w:line="240" w:lineRule="auto"/>
               <w:rPr>
                 <w:rFonts w:ascii="Times New Roman Regular" w:hAnsi="Times New Roman Regular" w:cs="Times New Roman Regular"/>
@@ -581,6 +593,7 @@
           </w:tcPr>
           <w:p>
             <w:pPr>
+              <w:snapToGrid w:val="0"/>
               <w:spacing w:after="0" w:line="240" w:lineRule="auto"/>
               <w:jc w:val="center"/>
               <w:rPr>
@@ -604,6 +617,7 @@
           </w:tcPr>
           <w:p>
             <w:pPr>
+              <w:snapToGrid w:val="0"/>
               <w:spacing w:after="0" w:line="240" w:lineRule="auto"/>
               <w:rPr>
                 <w:rFonts w:ascii="Times New Roman Regular" w:hAnsi="Times New Roman Regular" w:cs="Times New Roman Regular"/>
@@ -639,9 +653,6 @@
         </w:tc>
       </w:tr>
       <w:tr>
-        <w:trPr>
-          <w:trHeight w:val="69"/>
-        </w:trPr>
         <w:tc>
           <w:tcPr>
             <w:tcW w:w="10477" w:type="dxa"/>
@@ -650,6 +661,7 @@
           </w:tcPr>
           <w:p>
             <w:pPr>
+              <w:snapToGrid w:val="0"/>
               <w:spacing w:after="0" w:line="240" w:lineRule="auto"/>
               <w:jc w:val="both"/>
               <w:rPr>
@@ -686,9 +698,6 @@
         </w:tc>
       </w:tr>
       <w:tr>
-        <w:trPr>
-          <w:trHeight w:val="69"/>
-        </w:trPr>
         <w:tc>
           <w:tcPr>
             <w:tcW w:w="3397" w:type="dxa"/>
@@ -697,6 +706,7 @@
           </w:tcPr>
           <w:p>
             <w:pPr>
+              <w:snapToGrid w:val="0"/>
               <w:spacing w:after="0" w:line="240" w:lineRule="auto"/>
               <w:jc w:val="center"/>
               <w:rPr>
@@ -723,6 +733,7 @@
           </w:tcPr>
           <w:p>
             <w:pPr>
+              <w:snapToGrid w:val="0"/>
               <w:spacing w:after="0" w:line="240" w:lineRule="auto"/>
               <w:jc w:val="center"/>
               <w:rPr>
@@ -765,6 +776,7 @@
           </w:tcPr>
           <w:p>
             <w:pPr>
+              <w:snapToGrid w:val="0"/>
               <w:spacing w:after="0" w:line="240" w:lineRule="auto"/>
               <w:rPr>
                 <w:rFonts w:ascii="Times New Roman Regular" w:hAnsi="Times New Roman Regular" w:cs="Times New Roman Regular"/>
@@ -816,9 +828,6 @@
         </w:tc>
       </w:tr>
       <w:tr>
-        <w:trPr>
-          <w:trHeight w:val="69"/>
-        </w:trPr>
         <w:tc>
           <w:tcPr>
             <w:tcW w:w="1413" w:type="dxa"/>
@@ -828,6 +837,7 @@
           </w:tcPr>
           <w:p>
             <w:pPr>
+              <w:snapToGrid w:val="0"/>
               <w:spacing w:after="0" w:line="240" w:lineRule="auto"/>
               <w:jc w:val="center"/>
               <w:rPr>
@@ -852,6 +862,7 @@
           </w:tcPr>
           <w:p>
             <w:pPr>
+              <w:snapToGrid w:val="0"/>
               <w:spacing w:after="0" w:line="240" w:lineRule="auto"/>
               <w:jc w:val="center"/>
               <w:rPr>
@@ -877,6 +888,7 @@
           </w:tcPr>
           <w:p>
             <w:pPr>
+              <w:snapToGrid w:val="0"/>
               <w:spacing w:after="0" w:line="240" w:lineRule="auto"/>
               <w:jc w:val="center"/>
               <w:rPr>
@@ -909,6 +921,7 @@
           </w:tcPr>
           <w:p>
             <w:pPr>
+              <w:snapToGrid w:val="0"/>
               <w:spacing w:after="0" w:line="240" w:lineRule="auto"/>
               <w:jc w:val="center"/>
               <w:rPr>
@@ -955,9 +968,6 @@
         </w:tc>
       </w:tr>
       <w:tr>
-        <w:trPr>
-          <w:trHeight w:val="69"/>
-        </w:trPr>
         <w:tc>
           <w:tcPr>
             <w:tcW w:w="1413" w:type="dxa"/>
@@ -967,6 +977,7 @@
           </w:tcPr>
           <w:p>
             <w:pPr>
+              <w:snapToGrid w:val="0"/>
               <w:spacing w:after="0" w:line="240" w:lineRule="auto"/>
               <w:jc w:val="center"/>
               <w:rPr>
@@ -991,6 +1002,7 @@
           </w:tcPr>
           <w:p>
             <w:pPr>
+              <w:snapToGrid w:val="0"/>
               <w:spacing w:after="0" w:line="240" w:lineRule="auto"/>
               <w:jc w:val="center"/>
               <w:rPr>
@@ -1016,6 +1028,7 @@
           </w:tcPr>
           <w:p>
             <w:pPr>
+              <w:snapToGrid w:val="0"/>
               <w:spacing w:after="0" w:line="240" w:lineRule="auto"/>
               <w:jc w:val="center"/>
               <w:rPr>
@@ -1048,6 +1061,7 @@
           </w:tcPr>
           <w:p>
             <w:pPr>
+              <w:snapToGrid w:val="0"/>
               <w:spacing w:after="0" w:line="240" w:lineRule="auto"/>
               <w:jc w:val="center"/>
               <w:rPr>
@@ -1080,9 +1094,6 @@
         </w:tc>
       </w:tr>
       <w:tr>
-        <w:trPr>
-          <w:trHeight w:val="69"/>
-        </w:trPr>
         <w:tc>
           <w:tcPr>
             <w:tcW w:w="1413" w:type="dxa"/>
@@ -1092,6 +1103,7 @@
           </w:tcPr>
           <w:p>
             <w:pPr>
+              <w:snapToGrid w:val="0"/>
               <w:spacing w:after="0" w:line="240" w:lineRule="auto"/>
               <w:jc w:val="center"/>
               <w:rPr>
@@ -1116,6 +1128,7 @@
           </w:tcPr>
           <w:p>
             <w:pPr>
+              <w:snapToGrid w:val="0"/>
               <w:spacing w:after="0" w:line="240" w:lineRule="auto"/>
               <w:jc w:val="center"/>
               <w:rPr>
@@ -1162,6 +1175,7 @@
           </w:tcPr>
           <w:p>
             <w:pPr>
+              <w:snapToGrid w:val="0"/>
               <w:spacing w:after="0" w:line="240" w:lineRule="auto"/>
               <w:jc w:val="center"/>
               <w:rPr>
@@ -1200,6 +1214,7 @@
           </w:p>
           <w:p>
             <w:pPr>
+              <w:snapToGrid w:val="0"/>
               <w:spacing w:after="0" w:line="240" w:lineRule="auto"/>
               <w:jc w:val="center"/>
               <w:rPr>
@@ -1225,6 +1240,7 @@
           </w:tcPr>
           <w:p>
             <w:pPr>
+              <w:snapToGrid w:val="0"/>
               <w:spacing w:after="0" w:line="240" w:lineRule="auto"/>
               <w:jc w:val="center"/>
               <w:rPr>
@@ -1292,9 +1308,6 @@
         </w:tc>
       </w:tr>
       <w:tr>
-        <w:trPr>
-          <w:trHeight w:val="69"/>
-        </w:trPr>
         <w:tc>
           <w:tcPr>
             <w:tcW w:w="1413" w:type="dxa"/>
@@ -1304,6 +1317,7 @@
           </w:tcPr>
           <w:p>
             <w:pPr>
+              <w:snapToGrid w:val="0"/>
               <w:spacing w:after="0" w:line="240" w:lineRule="auto"/>
               <w:jc w:val="center"/>
               <w:rPr>
@@ -1328,6 +1342,7 @@
           </w:tcPr>
           <w:p>
             <w:pPr>
+              <w:snapToGrid w:val="0"/>
               <w:spacing w:after="0" w:line="240" w:lineRule="auto"/>
               <w:jc w:val="center"/>
               <w:rPr>
@@ -1353,6 +1368,7 @@
           </w:tcPr>
           <w:p>
             <w:pPr>
+              <w:snapToGrid w:val="0"/>
               <w:spacing w:after="0" w:line="240" w:lineRule="auto"/>
               <w:jc w:val="center"/>
               <w:rPr>
@@ -1427,6 +1443,7 @@
           </w:tcPr>
           <w:p>
             <w:pPr>
+              <w:snapToGrid w:val="0"/>
               <w:spacing w:after="0" w:line="240" w:lineRule="auto"/>
               <w:jc w:val="center"/>
               <w:rPr>
@@ -1459,9 +1476,6 @@
         </w:tc>
       </w:tr>
       <w:tr>
-        <w:trPr>
-          <w:trHeight w:val="69"/>
-        </w:trPr>
         <w:tc>
           <w:tcPr>
             <w:tcW w:w="1413" w:type="dxa"/>
@@ -1471,6 +1485,7 @@
           </w:tcPr>
           <w:p>
             <w:pPr>
+              <w:snapToGrid w:val="0"/>
               <w:spacing w:after="0" w:line="240" w:lineRule="auto"/>
               <w:jc w:val="center"/>
               <w:rPr>
@@ -1495,6 +1510,7 @@
           </w:tcPr>
           <w:p>
             <w:pPr>
+              <w:snapToGrid w:val="0"/>
               <w:spacing w:after="0" w:line="240" w:lineRule="auto"/>
               <w:jc w:val="center"/>
               <w:rPr>
@@ -1520,6 +1536,7 @@
           </w:tcPr>
           <w:p>
             <w:pPr>
+              <w:snapToGrid w:val="0"/>
               <w:spacing w:after="0" w:line="240" w:lineRule="auto"/>
               <w:rPr>
                 <w:rFonts w:ascii="Times New Roman Regular" w:hAnsi="Times New Roman Regular" w:cs="Times New Roman Regular"/>
@@ -1579,6 +1596,7 @@
           </w:tcPr>
           <w:p>
             <w:pPr>
+              <w:snapToGrid w:val="0"/>
               <w:spacing w:after="0" w:line="240" w:lineRule="auto"/>
               <w:jc w:val="center"/>
               <w:rPr>
@@ -1611,9 +1629,6 @@
         </w:tc>
       </w:tr>
       <w:tr>
-        <w:trPr>
-          <w:trHeight w:val="69"/>
-        </w:trPr>
         <w:tc>
           <w:tcPr>
             <w:tcW w:w="1413" w:type="dxa"/>
@@ -1623,6 +1638,7 @@
           </w:tcPr>
           <w:p>
             <w:pPr>
+              <w:snapToGrid w:val="0"/>
               <w:spacing w:after="0" w:line="240" w:lineRule="auto"/>
               <w:jc w:val="center"/>
               <w:rPr>
@@ -1647,6 +1663,7 @@
           </w:tcPr>
           <w:p>
             <w:pPr>
+              <w:snapToGrid w:val="0"/>
               <w:spacing w:after="0" w:line="240" w:lineRule="auto"/>
               <w:jc w:val="center"/>
               <w:rPr>
@@ -1686,6 +1703,7 @@
           </w:tcPr>
           <w:p>
             <w:pPr>
+              <w:snapToGrid w:val="0"/>
               <w:spacing w:after="0" w:line="240" w:lineRule="auto"/>
               <w:jc w:val="center"/>
               <w:rPr>
@@ -1732,6 +1750,7 @@
           </w:tcPr>
           <w:p>
             <w:pPr>
+              <w:snapToGrid w:val="0"/>
               <w:spacing w:after="0" w:line="240" w:lineRule="auto"/>
               <w:jc w:val="center"/>
               <w:rPr>
@@ -1806,9 +1825,6 @@
         </w:tc>
       </w:tr>
       <w:tr>
-        <w:trPr>
-          <w:trHeight w:val="69"/>
-        </w:trPr>
         <w:tc>
           <w:tcPr>
             <w:tcW w:w="1413" w:type="dxa"/>
@@ -1818,6 +1834,7 @@
           </w:tcPr>
           <w:p>
             <w:pPr>
+              <w:snapToGrid w:val="0"/>
               <w:spacing w:after="0" w:line="240" w:lineRule="auto"/>
               <w:jc w:val="center"/>
               <w:rPr>
@@ -1842,6 +1859,7 @@
           </w:tcPr>
           <w:p>
             <w:pPr>
+              <w:snapToGrid w:val="0"/>
               <w:spacing w:after="0" w:line="240" w:lineRule="auto"/>
               <w:jc w:val="center"/>
               <w:rPr>
@@ -1867,6 +1885,7 @@
           </w:tcPr>
           <w:p>
             <w:pPr>
+              <w:snapToGrid w:val="0"/>
               <w:spacing w:after="0" w:line="240" w:lineRule="auto"/>
               <w:jc w:val="center"/>
               <w:rPr>
@@ -1934,6 +1953,7 @@
           </w:tcPr>
           <w:p>
             <w:pPr>
+              <w:snapToGrid w:val="0"/>
               <w:spacing w:after="0" w:line="240" w:lineRule="auto"/>
               <w:jc w:val="center"/>
               <w:rPr>
@@ -1980,9 +2000,6 @@
         </w:tc>
       </w:tr>
       <w:tr>
-        <w:trPr>
-          <w:trHeight w:val="69"/>
-        </w:trPr>
         <w:tc>
           <w:tcPr>
             <w:tcW w:w="1413" w:type="dxa"/>
@@ -1992,6 +2009,7 @@
           </w:tcPr>
           <w:p>
             <w:pPr>
+              <w:snapToGrid w:val="0"/>
               <w:spacing w:after="0" w:line="240" w:lineRule="auto"/>
               <w:jc w:val="center"/>
               <w:rPr>
@@ -2016,6 +2034,7 @@
           </w:tcPr>
           <w:p>
             <w:pPr>
+              <w:snapToGrid w:val="0"/>
               <w:spacing w:after="0" w:line="240" w:lineRule="auto"/>
               <w:jc w:val="center"/>
               <w:rPr>
@@ -2055,6 +2074,7 @@
           </w:tcPr>
           <w:p>
             <w:pPr>
+              <w:snapToGrid w:val="0"/>
               <w:spacing w:after="0" w:line="240" w:lineRule="auto"/>
               <w:jc w:val="center"/>
               <w:rPr>
@@ -2101,6 +2121,7 @@
           </w:tcPr>
           <w:p>
             <w:pPr>
+              <w:snapToGrid w:val="0"/>
               <w:spacing w:after="0" w:line="240" w:lineRule="auto"/>
               <w:jc w:val="center"/>
               <w:rPr>
@@ -2147,9 +2168,6 @@
         </w:tc>
       </w:tr>
       <w:tr>
-        <w:trPr>
-          <w:trHeight w:val="69"/>
-        </w:trPr>
         <w:tc>
           <w:tcPr>
             <w:tcW w:w="1413" w:type="dxa"/>
@@ -2159,6 +2177,7 @@
           </w:tcPr>
           <w:p>
             <w:pPr>
+              <w:snapToGrid w:val="0"/>
               <w:spacing w:after="0" w:line="240" w:lineRule="auto"/>
               <w:jc w:val="center"/>
               <w:rPr>
@@ -2183,6 +2202,7 @@
           </w:tcPr>
           <w:p>
             <w:pPr>
+              <w:snapToGrid w:val="0"/>
               <w:spacing w:after="0" w:line="240" w:lineRule="auto"/>
               <w:jc w:val="center"/>
               <w:rPr>
@@ -2222,6 +2242,7 @@
           </w:tcPr>
           <w:p>
             <w:pPr>
+              <w:snapToGrid w:val="0"/>
               <w:spacing w:after="0" w:line="240" w:lineRule="auto"/>
               <w:jc w:val="center"/>
               <w:rPr>
@@ -2267,6 +2288,7 @@
           </w:p>
           <w:p>
             <w:pPr>
+              <w:snapToGrid w:val="0"/>
               <w:spacing w:after="0" w:line="240" w:lineRule="auto"/>
               <w:jc w:val="center"/>
               <w:rPr>
@@ -2299,6 +2321,7 @@
           </w:tcPr>
           <w:p>
             <w:pPr>
+              <w:snapToGrid w:val="0"/>
               <w:spacing w:after="0" w:line="240" w:lineRule="auto"/>
               <w:jc w:val="center"/>
               <w:rPr>
@@ -2345,9 +2368,6 @@
         </w:tc>
       </w:tr>
       <w:tr>
-        <w:trPr>
-          <w:trHeight w:val="69"/>
-        </w:trPr>
         <w:tc>
           <w:tcPr>
             <w:tcW w:w="1413" w:type="dxa"/>
@@ -2357,6 +2377,7 @@
           </w:tcPr>
           <w:p>
             <w:pPr>
+              <w:snapToGrid w:val="0"/>
               <w:spacing w:after="0" w:line="240" w:lineRule="auto"/>
               <w:jc w:val="center"/>
               <w:rPr>
@@ -2381,6 +2402,7 @@
           </w:tcPr>
           <w:p>
             <w:pPr>
+              <w:snapToGrid w:val="0"/>
               <w:spacing w:after="0" w:line="240" w:lineRule="auto"/>
               <w:jc w:val="center"/>
               <w:rPr>
@@ -2406,6 +2428,7 @@
           </w:tcPr>
           <w:p>
             <w:pPr>
+              <w:snapToGrid w:val="0"/>
               <w:spacing w:after="0" w:line="240" w:lineRule="auto"/>
               <w:jc w:val="center"/>
               <w:rPr>
@@ -2452,6 +2475,7 @@
           </w:tcPr>
           <w:p>
             <w:pPr>
+              <w:snapToGrid w:val="0"/>
               <w:spacing w:after="0" w:line="240" w:lineRule="auto"/>
               <w:jc w:val="center"/>
               <w:rPr>
@@ -2498,9 +2522,6 @@
         </w:tc>
       </w:tr>
       <w:tr>
-        <w:trPr>
-          <w:trHeight w:val="69"/>
-        </w:trPr>
         <w:tc>
           <w:tcPr>
             <w:tcW w:w="1413" w:type="dxa"/>
@@ -2510,6 +2531,7 @@
           </w:tcPr>
           <w:p>
             <w:pPr>
+              <w:snapToGrid w:val="0"/>
               <w:spacing w:after="0" w:line="240" w:lineRule="auto"/>
               <w:jc w:val="center"/>
               <w:rPr>
@@ -2534,6 +2556,7 @@
           </w:tcPr>
           <w:p>
             <w:pPr>
+              <w:snapToGrid w:val="0"/>
               <w:spacing w:after="0" w:line="240" w:lineRule="auto"/>
               <w:jc w:val="center"/>
               <w:rPr>
@@ -2559,6 +2582,7 @@
           </w:tcPr>
           <w:p>
             <w:pPr>
+              <w:snapToGrid w:val="0"/>
               <w:spacing w:after="0" w:line="240" w:lineRule="auto"/>
               <w:jc w:val="center"/>
               <w:rPr>
@@ -2619,6 +2643,7 @@
           </w:tcPr>
           <w:p>
             <w:pPr>
+              <w:snapToGrid w:val="0"/>
               <w:spacing w:after="0" w:line="240" w:lineRule="auto"/>
               <w:jc w:val="center"/>
               <w:rPr>
@@ -2651,9 +2676,6 @@
         </w:tc>
       </w:tr>
       <w:tr>
-        <w:trPr>
-          <w:trHeight w:val="69"/>
-        </w:trPr>
         <w:tc>
           <w:tcPr>
             <w:tcW w:w="1413" w:type="dxa"/>
@@ -2663,6 +2685,7 @@
           </w:tcPr>
           <w:p>
             <w:pPr>
+              <w:snapToGrid w:val="0"/>
               <w:spacing w:after="0" w:line="240" w:lineRule="auto"/>
               <w:jc w:val="center"/>
               <w:rPr>
@@ -2687,6 +2710,7 @@
           </w:tcPr>
           <w:p>
             <w:pPr>
+              <w:snapToGrid w:val="0"/>
               <w:spacing w:after="0" w:line="240" w:lineRule="auto"/>
               <w:jc w:val="center"/>
               <w:rPr>
@@ -2712,6 +2736,7 @@
           </w:tcPr>
           <w:p>
             <w:pPr>
+              <w:snapToGrid w:val="0"/>
               <w:spacing w:after="0" w:line="240" w:lineRule="auto"/>
               <w:jc w:val="center"/>
               <w:rPr>
@@ -2758,6 +2783,7 @@
           </w:tcPr>
           <w:p>
             <w:pPr>
+              <w:snapToGrid w:val="0"/>
               <w:spacing w:after="0" w:line="240" w:lineRule="auto"/>
               <w:jc w:val="center"/>
               <w:rPr>
@@ -2804,9 +2830,6 @@
         </w:tc>
       </w:tr>
       <w:tr>
-        <w:trPr>
-          <w:trHeight w:val="69"/>
-        </w:trPr>
         <w:tc>
           <w:tcPr>
             <w:tcW w:w="10477" w:type="dxa"/>
@@ -2816,6 +2839,7 @@
           </w:tcPr>
           <w:p>
             <w:pPr>
+              <w:snapToGrid w:val="0"/>
               <w:spacing w:after="0" w:line="240" w:lineRule="auto"/>
               <w:rPr>
                 <w:rFonts w:ascii="Times New Roman Regular" w:hAnsi="Times New Roman Regular" w:cs="Times New Roman Regular"/>
@@ -2877,9 +2901,6 @@
         </w:tc>
       </w:tr>
       <w:tr>
-        <w:trPr>
-          <w:trHeight w:val="69"/>
-        </w:trPr>
         <w:tc>
           <w:tcPr>
             <w:tcW w:w="3397" w:type="dxa"/>
@@ -2889,22 +2910,22 @@
           </w:tcPr>
           <w:p>
             <w:pPr>
-              <w:spacing w:after="0" w:line="240" w:lineRule="auto"/>
-              <w:jc w:val="center"/>
-              <w:rPr>
-                <w:rFonts w:ascii="Times New Roman Regular" w:hAnsi="Times New Roman Regular" w:cs="Times New Roman Regular"/>
-                <w:b/>
-                <w:bCs/>
-                <w:szCs w:val="22"/>
-              </w:rPr>
-            </w:pPr>
-            <w:r>
-              <w:rPr>
-                <w:rFonts w:ascii="Times New Roman Regular" w:hAnsi="Times New Roman Regular" w:cs="Times New Roman Regular"/>
-                <w:b/>
-                <w:bCs/>
-              </w:rPr>
-              <w:lastRenderedPageBreak/>
+              <w:snapToGrid w:val="0"/>
+              <w:spacing w:after="0" w:line="240" w:lineRule="auto"/>
+              <w:jc w:val="center"/>
+              <w:rPr>
+                <w:rFonts w:ascii="Times New Roman Regular" w:hAnsi="Times New Roman Regular" w:cs="Times New Roman Regular"/>
+                <w:b/>
+                <w:bCs/>
+                <w:szCs w:val="22"/>
+              </w:rPr>
+            </w:pPr>
+            <w:r>
+              <w:rPr>
+                <w:rFonts w:ascii="Times New Roman Regular" w:hAnsi="Times New Roman Regular" w:cs="Times New Roman Regular"/>
+                <w:b/>
+                <w:bCs/>
+              </w:rPr>
               <w:t>检查项目</w:t>
             </w:r>
           </w:p>
@@ -2918,6 +2939,7 @@
           </w:tcPr>
           <w:p>
             <w:pPr>
+              <w:snapToGrid w:val="0"/>
               <w:spacing w:after="0" w:line="240" w:lineRule="auto"/>
               <w:jc w:val="center"/>
               <w:rPr>
@@ -2962,6 +2984,7 @@
           </w:tcPr>
           <w:p>
             <w:pPr>
+              <w:snapToGrid w:val="0"/>
               <w:spacing w:after="0" w:line="240" w:lineRule="auto"/>
               <w:jc w:val="center"/>
               <w:rPr>
@@ -3031,9 +3054,6 @@
         </w:tc>
       </w:tr>
       <w:tr>
-        <w:trPr>
-          <w:trHeight w:val="69"/>
-        </w:trPr>
         <w:tc>
           <w:tcPr>
             <w:tcW w:w="3397" w:type="dxa"/>
@@ -3043,6 +3063,7 @@
           </w:tcPr>
           <w:p>
             <w:pPr>
+              <w:snapToGrid w:val="0"/>
               <w:spacing w:after="0" w:line="240" w:lineRule="auto"/>
               <w:jc w:val="center"/>
               <w:rPr>
@@ -3067,6 +3088,7 @@
           </w:tcPr>
           <w:p>
             <w:pPr>
+              <w:snapToGrid w:val="0"/>
               <w:spacing w:after="0" w:line="240" w:lineRule="auto"/>
               <w:jc w:val="center"/>
               <w:rPr>
@@ -3109,6 +3131,7 @@
           </w:tcPr>
           <w:p>
             <w:pPr>
+              <w:snapToGrid w:val="0"/>
               <w:spacing w:after="0" w:line="240" w:lineRule="auto"/>
               <w:jc w:val="center"/>
               <w:rPr>
@@ -3156,9 +3179,6 @@
         </w:tc>
       </w:tr>
       <w:tr>
-        <w:trPr>
-          <w:trHeight w:val="69"/>
-        </w:trPr>
         <w:tc>
           <w:tcPr>
             <w:tcW w:w="3397" w:type="dxa"/>
@@ -3168,6 +3188,7 @@
           </w:tcPr>
           <w:p>
             <w:pPr>
+              <w:snapToGrid w:val="0"/>
               <w:spacing w:after="0" w:line="240" w:lineRule="auto"/>
               <w:jc w:val="center"/>
               <w:rPr>
@@ -3192,6 +3213,7 @@
           </w:tcPr>
           <w:p>
             <w:pPr>
+              <w:snapToGrid w:val="0"/>
               <w:spacing w:after="0" w:line="240" w:lineRule="auto"/>
               <w:jc w:val="center"/>
               <w:rPr>
@@ -3234,6 +3256,7 @@
           </w:tcPr>
           <w:p>
             <w:pPr>
+              <w:snapToGrid w:val="0"/>
               <w:spacing w:after="0" w:line="240" w:lineRule="auto"/>
               <w:jc w:val="center"/>
               <w:rPr>
@@ -3263,9 +3286,6 @@
         </w:tc>
       </w:tr>
       <w:tr>
-        <w:trPr>
-          <w:trHeight w:val="69"/>
-        </w:trPr>
         <w:tc>
           <w:tcPr>
             <w:tcW w:w="3397" w:type="dxa"/>
@@ -3275,6 +3295,7 @@
           </w:tcPr>
           <w:p>
             <w:pPr>
+              <w:snapToGrid w:val="0"/>
               <w:spacing w:after="0" w:line="240" w:lineRule="auto"/>
               <w:jc w:val="center"/>
               <w:rPr>
@@ -3299,6 +3320,7 @@
           </w:tcPr>
           <w:p>
             <w:pPr>
+              <w:snapToGrid w:val="0"/>
               <w:spacing w:after="0" w:line="240" w:lineRule="auto"/>
               <w:jc w:val="center"/>
               <w:rPr>
@@ -3365,6 +3387,7 @@
           </w:tcPr>
           <w:p>
             <w:pPr>
+              <w:snapToGrid w:val="0"/>
               <w:spacing w:after="0" w:line="240" w:lineRule="auto"/>
               <w:jc w:val="center"/>
               <w:rPr>
@@ -3418,9 +3441,6 @@
         </w:tc>
       </w:tr>
       <w:tr>
-        <w:trPr>
-          <w:trHeight w:val="69"/>
-        </w:trPr>
         <w:tc>
           <w:tcPr>
             <w:tcW w:w="3397" w:type="dxa"/>
@@ -3430,6 +3450,7 @@
           </w:tcPr>
           <w:p>
             <w:pPr>
+              <w:snapToGrid w:val="0"/>
               <w:spacing w:after="0" w:line="240" w:lineRule="auto"/>
               <w:jc w:val="center"/>
               <w:rPr>
@@ -3466,6 +3487,7 @@
           </w:tcPr>
           <w:p>
             <w:pPr>
+              <w:snapToGrid w:val="0"/>
               <w:spacing w:after="0" w:line="240" w:lineRule="auto"/>
               <w:jc w:val="center"/>
               <w:rPr>
@@ -3532,6 +3554,7 @@
           </w:tcPr>
           <w:p>
             <w:pPr>
+              <w:snapToGrid w:val="0"/>
               <w:spacing w:after="0" w:line="240" w:lineRule="auto"/>
               <w:jc w:val="center"/>
               <w:rPr>
@@ -3585,9 +3608,6 @@
         </w:tc>
       </w:tr>
       <w:tr>
-        <w:trPr>
-          <w:trHeight w:val="69"/>
-        </w:trPr>
         <w:tc>
           <w:tcPr>
             <w:tcW w:w="3397" w:type="dxa"/>
@@ -3597,6 +3617,7 @@
           </w:tcPr>
           <w:p>
             <w:pPr>
+              <w:snapToGrid w:val="0"/>
               <w:spacing w:after="0" w:line="240" w:lineRule="auto"/>
               <w:jc w:val="center"/>
               <w:rPr>
@@ -3621,6 +3642,7 @@
           </w:tcPr>
           <w:p>
             <w:pPr>
+              <w:snapToGrid w:val="0"/>
               <w:spacing w:after="0" w:line="240" w:lineRule="auto"/>
               <w:jc w:val="center"/>
               <w:rPr>
@@ -3705,6 +3727,7 @@
           </w:tcPr>
           <w:p>
             <w:pPr>
+              <w:snapToGrid w:val="0"/>
               <w:spacing w:after="0" w:line="240" w:lineRule="auto"/>
               <w:jc w:val="center"/>
               <w:rPr>
@@ -3758,9 +3781,6 @@
         </w:tc>
       </w:tr>
       <w:tr>
-        <w:trPr>
-          <w:trHeight w:val="69"/>
-        </w:trPr>
         <w:tc>
           <w:tcPr>
             <w:tcW w:w="3397" w:type="dxa"/>
@@ -3770,6 +3790,7 @@
           </w:tcPr>
           <w:p>
             <w:pPr>
+              <w:snapToGrid w:val="0"/>
               <w:spacing w:after="0" w:line="240" w:lineRule="auto"/>
               <w:jc w:val="center"/>
               <w:rPr>
@@ -3794,6 +3815,7 @@
           </w:tcPr>
           <w:p>
             <w:pPr>
+              <w:snapToGrid w:val="0"/>
               <w:spacing w:after="0" w:line="240" w:lineRule="auto"/>
               <w:jc w:val="center"/>
               <w:rPr>
@@ -3848,6 +3870,7 @@
           </w:tcPr>
           <w:p>
             <w:pPr>
+              <w:snapToGrid w:val="0"/>
               <w:spacing w:after="0" w:line="240" w:lineRule="auto"/>
               <w:jc w:val="center"/>
               <w:rPr>
@@ -3907,9 +3930,6 @@
         </w:tc>
       </w:tr>
       <w:tr>
-        <w:trPr>
-          <w:trHeight w:val="69"/>
-        </w:trPr>
         <w:tc>
           <w:tcPr>
             <w:tcW w:w="3397" w:type="dxa"/>
@@ -3919,6 +3939,7 @@
           </w:tcPr>
           <w:p>
             <w:pPr>
+              <w:snapToGrid w:val="0"/>
               <w:spacing w:after="0" w:line="240" w:lineRule="auto"/>
               <w:jc w:val="center"/>
               <w:rPr>
@@ -3955,6 +3976,7 @@
           </w:tcPr>
           <w:p>
             <w:pPr>
+              <w:snapToGrid w:val="0"/>
               <w:spacing w:after="0" w:line="240" w:lineRule="auto"/>
               <w:jc w:val="both"/>
               <w:rPr>
@@ -3997,6 +4019,7 @@
           </w:tcPr>
           <w:p>
             <w:pPr>
+              <w:snapToGrid w:val="0"/>
               <w:spacing w:after="0" w:line="240" w:lineRule="auto"/>
               <w:jc w:val="center"/>
               <w:rPr>
@@ -4058,6 +4081,7 @@
     </w:tbl>
     <w:p>
       <w:pPr>
+        <w:snapToGrid w:val="0"/>
         <w:spacing w:after="0" w:line="240" w:lineRule="auto"/>
         <w:rPr>
           <w:rFonts w:ascii="Times New Roman Regular" w:eastAsia="楷体" w:hAnsi="Times New Roman Regular" w:cs="Times New Roman Regular"/>
